--- a/Check_Sheet_YS70PWE.docx
+++ b/Check_Sheet_YS70PWE.docx
@@ -2203,7 +2203,7 @@
                 <w:sz w:val="19"/>
                 <w:szCs w:val="19"/>
               </w:rPr>
-              <w:t xml:space="preserve">Step</w:t>
+              <w:t xml:space="preserve">Retractable step</w:t>
             </w:r>
           </w:p>
         </w:tc>
@@ -2230,7 +2230,7 @@
                 <w:sz w:val="19"/>
                 <w:szCs w:val="19"/>
               </w:rPr>
-              <w:t xml:space="preserve">Deploys and retracts smoothly, or solid and secure if fixed. No trip edge.   ON THIS BUS: flagged at three tests since 2023 and never repaired. The weakest thing on this bus.</w:t>
+              <w:t xml:space="preserve">Deploys and retracts fully and smoothly. Tread not worn smooth. Step light works.   ON THIS BUS: flagged at three tests since 2023, never repaired. The weakest thing on this bus.</w:t>
             </w:r>
           </w:p>
         </w:tc>
@@ -4191,21 +4191,8 @@
     </w:tbl>
     <w:p>
       <w:pPr>
-        <w:spacing w:after="80"/>
+        <w:spacing w:after="0" w:line="20" w:lineRule="exact"/>
       </w:pPr>
-      <w:r>
-        <w:rPr>
-          <w:rFonts w:ascii="Calibri" w:cs="Calibri" w:eastAsia="Calibri" w:hAnsi="Calibri"/>
-          <w:b w:val="false"/>
-          <w:bCs w:val="false"/>
-          <w:i w:val="false"/>
-          <w:iCs w:val="false"/>
-          <w:color w:val="000000"/>
-          <w:sz w:val="20"/>
-          <w:szCs w:val="20"/>
-        </w:rPr>
-        <w:t xml:space="preserve"/>
-      </w:r>
     </w:p>
     <w:sectPr>
       <w:pgSz w:w="11906" w:h="16838" w:orient="portrait"/>

--- a/Check_Sheet_YS70PWE.docx
+++ b/Check_Sheet_YS70PWE.docx
@@ -29,7 +29,7 @@
           <w:sz w:val="22"/>
           <w:szCs w:val="22"/>
         </w:rPr>
-        <w:t xml:space="preserve">YS70 PWE  ·  Ford Transit 460 Trend  ·  2020 · silver · manual</w:t>
+        <w:t xml:space="preserve">YS70 PWE  ·  Ford Transit 460 Trend  ·  2020 · manual · 16 passenger seats</w:t>
       </w:r>
     </w:p>
     <w:p>
